--- a/прога 3.docx
+++ b/прога 3.docx
@@ -222,6 +222,7 @@
           <w:bCs/>
           <w:sz w:val="28"/>
           <w:szCs w:val="28"/>
+          <w:lang w:val="en-US"/>
         </w:rPr>
       </w:pPr>
       <w:r>
@@ -239,8 +240,9 @@
           <w:bCs/>
           <w:sz w:val="28"/>
           <w:szCs w:val="28"/>
-        </w:rPr>
-        <w:t>6</w:t>
+          <w:lang w:val="en-US"/>
+        </w:rPr>
+        <w:t>8</w:t>
       </w:r>
     </w:p>
     <w:p>
@@ -1824,6 +1826,7 @@
   <w:style w:type="character" w:default="1" w:styleId="a0">
     <w:name w:val="Default Paragraph Font"/>
     <w:uiPriority w:val="1"/>
+    <w:semiHidden/>
     <w:unhideWhenUsed/>
   </w:style>
   <w:style w:type="table" w:default="1" w:styleId="a1">

--- a/прога 3.docx
+++ b/прога 3.docx
@@ -189,7 +189,7 @@
           <w:sz w:val="28"/>
           <w:szCs w:val="28"/>
         </w:rPr>
-        <w:t>2</w:t>
+        <w:t>8</w:t>
       </w:r>
     </w:p>
     <w:p>
@@ -222,390 +222,408 @@
           <w:bCs/>
           <w:sz w:val="28"/>
           <w:szCs w:val="28"/>
+        </w:rPr>
+      </w:pPr>
+      <w:r>
+        <w:rPr>
+          <w:rFonts w:ascii="Times New Roman" w:hAnsi="Times New Roman" w:cs="Times New Roman"/>
+          <w:bCs/>
+          <w:sz w:val="28"/>
+          <w:szCs w:val="28"/>
+        </w:rPr>
+        <w:t>Вариант №</w:t>
+      </w:r>
+      <w:r>
+        <w:rPr>
+          <w:rFonts w:ascii="Times New Roman" w:hAnsi="Times New Roman" w:cs="Times New Roman"/>
+          <w:bCs/>
+          <w:sz w:val="28"/>
+          <w:szCs w:val="28"/>
+        </w:rPr>
+        <w:t>8</w:t>
+      </w:r>
+    </w:p>
+    <w:p>
+      <w:pPr>
+        <w:spacing w:after="0" w:line="360" w:lineRule="auto"/>
+        <w:jc w:val="right"/>
+        <w:rPr>
+          <w:b/>
+          <w:bCs/>
+        </w:rPr>
+      </w:pPr>
+    </w:p>
+    <w:p>
+      <w:pPr>
+        <w:spacing w:after="0" w:line="360" w:lineRule="auto"/>
+        <w:jc w:val="right"/>
+        <w:rPr>
+          <w:b/>
+          <w:bCs/>
+        </w:rPr>
+      </w:pPr>
+    </w:p>
+    <w:p>
+      <w:pPr>
+        <w:spacing w:after="0" w:line="360" w:lineRule="auto"/>
+        <w:jc w:val="right"/>
+        <w:rPr>
+          <w:b/>
+          <w:bCs/>
+        </w:rPr>
+      </w:pPr>
+    </w:p>
+    <w:p>
+      <w:pPr>
+        <w:spacing w:after="0" w:line="360" w:lineRule="auto"/>
+        <w:jc w:val="right"/>
+        <w:rPr>
+          <w:b/>
+          <w:bCs/>
+        </w:rPr>
+      </w:pPr>
+    </w:p>
+    <w:p>
+      <w:pPr>
+        <w:spacing w:after="0" w:line="360" w:lineRule="auto"/>
+        <w:jc w:val="right"/>
+        <w:rPr>
+          <w:b/>
+          <w:bCs/>
+        </w:rPr>
+      </w:pPr>
+    </w:p>
+    <w:p>
+      <w:pPr>
+        <w:spacing w:after="0" w:line="360" w:lineRule="auto"/>
+        <w:jc w:val="center"/>
+        <w:rPr>
+          <w:rFonts w:ascii="Times New Roman" w:hAnsi="Times New Roman" w:cs="Times New Roman"/>
+        </w:rPr>
+      </w:pPr>
+      <w:r>
+        <w:rPr>
+          <w:rFonts w:ascii="Times New Roman" w:hAnsi="Times New Roman" w:cs="Times New Roman"/>
+          <w:b/>
+          <w:bCs/>
+        </w:rPr>
+        <w:t xml:space="preserve">                                                               Выполнили: </w:t>
+      </w:r>
+    </w:p>
+    <w:p>
+      <w:pPr>
+        <w:spacing w:after="0" w:line="360" w:lineRule="auto"/>
+        <w:jc w:val="right"/>
+        <w:rPr>
+          <w:rFonts w:ascii="Times New Roman" w:hAnsi="Times New Roman" w:cs="Times New Roman"/>
+        </w:rPr>
+      </w:pPr>
+      <w:r>
+        <w:rPr>
+          <w:rFonts w:ascii="Times New Roman" w:hAnsi="Times New Roman" w:cs="Times New Roman"/>
+        </w:rPr>
+        <w:t>студенты группы 25ВА1</w:t>
+      </w:r>
+    </w:p>
+    <w:p>
+      <w:pPr>
+        <w:spacing w:after="0" w:line="360" w:lineRule="auto"/>
+        <w:jc w:val="right"/>
+        <w:rPr>
+          <w:rFonts w:ascii="Times New Roman" w:hAnsi="Times New Roman" w:cs="Times New Roman"/>
+        </w:rPr>
+      </w:pPr>
+      <w:r>
+        <w:rPr>
+          <w:rFonts w:ascii="Times New Roman" w:hAnsi="Times New Roman" w:cs="Times New Roman"/>
+        </w:rPr>
+        <w:t>Горбачев Артём</w:t>
+      </w:r>
+    </w:p>
+    <w:p>
+      <w:pPr>
+        <w:spacing w:after="0" w:line="360" w:lineRule="auto"/>
+        <w:jc w:val="right"/>
+        <w:rPr>
+          <w:rFonts w:ascii="Times New Roman" w:hAnsi="Times New Roman" w:cs="Times New Roman"/>
+        </w:rPr>
+      </w:pPr>
+      <w:r>
+        <w:rPr>
+          <w:rFonts w:ascii="Times New Roman" w:hAnsi="Times New Roman" w:cs="Times New Roman"/>
+        </w:rPr>
+        <w:t>Денисов Макс</w:t>
+      </w:r>
+      <w:r>
+        <w:rPr>
+          <w:rFonts w:ascii="Times New Roman" w:hAnsi="Times New Roman" w:cs="Times New Roman"/>
+        </w:rPr>
+        <w:t>им</w:t>
+      </w:r>
+    </w:p>
+    <w:p>
+      <w:pPr>
+        <w:spacing w:after="0" w:line="360" w:lineRule="auto"/>
+        <w:jc w:val="center"/>
+        <w:rPr>
+          <w:rFonts w:ascii="Times New Roman" w:hAnsi="Times New Roman" w:cs="Times New Roman"/>
+        </w:rPr>
+      </w:pPr>
+      <w:r>
+        <w:rPr>
+          <w:rFonts w:ascii="Times New Roman" w:hAnsi="Times New Roman" w:cs="Times New Roman"/>
+          <w:b/>
+          <w:bCs/>
+        </w:rPr>
+        <w:t xml:space="preserve">                                                            Приняли:</w:t>
+      </w:r>
+    </w:p>
+    <w:p>
+      <w:pPr>
+        <w:spacing w:after="0" w:line="360" w:lineRule="auto"/>
+        <w:jc w:val="right"/>
+        <w:rPr>
+          <w:rFonts w:ascii="Times New Roman" w:hAnsi="Times New Roman" w:cs="Times New Roman"/>
+        </w:rPr>
+      </w:pPr>
+      <w:r>
+        <w:rPr>
+          <w:rFonts w:ascii="Times New Roman" w:hAnsi="Times New Roman" w:cs="Times New Roman"/>
+        </w:rPr>
+        <w:t>А.А. Гудков</w:t>
+      </w:r>
+    </w:p>
+    <w:p>
+      <w:pPr>
+        <w:spacing w:after="0" w:line="360" w:lineRule="auto"/>
+        <w:jc w:val="right"/>
+      </w:pPr>
+      <w:r>
+        <w:rPr>
+          <w:rFonts w:ascii="Times New Roman" w:hAnsi="Times New Roman" w:cs="Times New Roman"/>
+        </w:rPr>
+        <w:t>Ю.И. Евсеева</w:t>
+      </w:r>
+      <w:r>
+        <w:br/>
+      </w:r>
+    </w:p>
+    <w:p>
+      <w:pPr>
+        <w:spacing w:after="0" w:line="360" w:lineRule="auto"/>
+        <w:jc w:val="right"/>
+      </w:pPr>
+    </w:p>
+    <w:p>
+      <w:pPr>
+        <w:spacing w:after="0" w:line="360" w:lineRule="auto"/>
+        <w:jc w:val="right"/>
+      </w:pPr>
+    </w:p>
+    <w:p>
+      <w:pPr>
+        <w:spacing w:after="0" w:line="360" w:lineRule="auto"/>
+        <w:jc w:val="right"/>
+      </w:pPr>
+    </w:p>
+    <w:p>
+      <w:pPr>
+        <w:spacing w:after="0" w:line="360" w:lineRule="auto"/>
+        <w:jc w:val="right"/>
+      </w:pPr>
+    </w:p>
+    <w:p>
+      <w:pPr>
+        <w:spacing w:after="0" w:line="360" w:lineRule="auto"/>
+        <w:jc w:val="right"/>
+      </w:pPr>
+      <w:r>
+        <w:tab/>
+      </w:r>
+    </w:p>
+    <w:p>
+      <w:pPr>
+        <w:spacing w:after="0" w:line="360" w:lineRule="auto"/>
+      </w:pPr>
+    </w:p>
+    <w:p>
+      <w:pPr>
+        <w:spacing w:after="0" w:line="360" w:lineRule="auto"/>
+        <w:jc w:val="center"/>
+        <w:rPr>
+          <w:rFonts w:ascii="Times New Roman" w:hAnsi="Times New Roman" w:cs="Times New Roman"/>
+        </w:rPr>
+      </w:pPr>
+      <w:r>
+        <w:rPr>
+          <w:rFonts w:ascii="Times New Roman" w:hAnsi="Times New Roman" w:cs="Times New Roman"/>
+        </w:rPr>
+        <w:t>Пенза 202</w:t>
+      </w:r>
+      <w:r>
+        <w:rPr>
+          <w:rFonts w:ascii="Times New Roman" w:hAnsi="Times New Roman" w:cs="Times New Roman"/>
+        </w:rPr>
+        <w:t>6</w:t>
+      </w:r>
+      <w:r>
+        <w:rPr>
+          <w:rFonts w:ascii="Times New Roman" w:hAnsi="Times New Roman" w:cs="Times New Roman"/>
+        </w:rPr>
+        <w:t xml:space="preserve"> г</w:t>
+      </w:r>
+    </w:p>
+    <w:p>
+      <w:pPr>
+        <w:spacing w:after="0" w:line="360" w:lineRule="auto"/>
+        <w:rPr>
+          <w:rFonts w:ascii="Times New Roman" w:hAnsi="Times New Roman" w:cs="Times New Roman"/>
+          <w:bCs/>
+          <w:sz w:val="28"/>
+          <w:szCs w:val="28"/>
+        </w:rPr>
+      </w:pPr>
+      <w:r>
+        <w:br w:type="page"/>
+      </w:r>
+      <w:r>
+        <w:rPr>
+          <w:rFonts w:ascii="Times New Roman" w:hAnsi="Times New Roman" w:cs="Times New Roman"/>
+          <w:b/>
+          <w:sz w:val="28"/>
+          <w:szCs w:val="28"/>
+        </w:rPr>
+        <w:lastRenderedPageBreak/>
+        <w:t>Цель работы</w:t>
+      </w:r>
+      <w:proofErr w:type="gramStart"/>
+      <w:r>
+        <w:rPr>
+          <w:rFonts w:ascii="Times New Roman" w:hAnsi="Times New Roman" w:cs="Times New Roman"/>
+          <w:b/>
+          <w:sz w:val="28"/>
+          <w:szCs w:val="28"/>
+        </w:rPr>
+        <w:t xml:space="preserve">: </w:t>
+      </w:r>
+      <w:r>
+        <w:rPr>
+          <w:rFonts w:ascii="Times New Roman" w:hAnsi="Times New Roman" w:cs="Times New Roman"/>
+          <w:bCs/>
+          <w:sz w:val="28"/>
+          <w:szCs w:val="28"/>
+        </w:rPr>
+        <w:t>Изучить</w:t>
+      </w:r>
+      <w:proofErr w:type="gramEnd"/>
+      <w:r>
+        <w:rPr>
+          <w:rFonts w:ascii="Times New Roman" w:hAnsi="Times New Roman" w:cs="Times New Roman"/>
+          <w:bCs/>
+          <w:sz w:val="28"/>
+          <w:szCs w:val="28"/>
+        </w:rPr>
+        <w:t xml:space="preserve"> основы работы с</w:t>
+      </w:r>
+      <w:r>
+        <w:rPr>
+          <w:rFonts w:ascii="Times New Roman" w:hAnsi="Times New Roman" w:cs="Times New Roman"/>
+          <w:bCs/>
+          <w:sz w:val="28"/>
+          <w:szCs w:val="28"/>
+        </w:rPr>
+        <w:t xml:space="preserve">о структурами </w:t>
+      </w:r>
+      <w:r>
+        <w:rPr>
+          <w:rFonts w:ascii="Times New Roman" w:hAnsi="Times New Roman" w:cs="Times New Roman"/>
+          <w:bCs/>
+          <w:sz w:val="28"/>
+          <w:szCs w:val="28"/>
+        </w:rPr>
+        <w:t xml:space="preserve">в языке </w:t>
+      </w:r>
+      <w:r>
+        <w:rPr>
+          <w:rFonts w:ascii="Times New Roman" w:hAnsi="Times New Roman" w:cs="Times New Roman"/>
+          <w:bCs/>
+          <w:sz w:val="28"/>
+          <w:szCs w:val="28"/>
           <w:lang w:val="en-US"/>
         </w:rPr>
-      </w:pPr>
-      <w:r>
-        <w:rPr>
-          <w:rFonts w:ascii="Times New Roman" w:hAnsi="Times New Roman" w:cs="Times New Roman"/>
-          <w:bCs/>
-          <w:sz w:val="28"/>
-          <w:szCs w:val="28"/>
-        </w:rPr>
-        <w:t>Вариант №</w:t>
-      </w:r>
-      <w:r>
-        <w:rPr>
-          <w:rFonts w:ascii="Times New Roman" w:hAnsi="Times New Roman" w:cs="Times New Roman"/>
-          <w:bCs/>
-          <w:sz w:val="28"/>
-          <w:szCs w:val="28"/>
-          <w:lang w:val="en-US"/>
-        </w:rPr>
-        <w:t>8</w:t>
-      </w:r>
-    </w:p>
-    <w:p>
-      <w:pPr>
-        <w:spacing w:after="0" w:line="360" w:lineRule="auto"/>
-        <w:jc w:val="right"/>
-        <w:rPr>
-          <w:b/>
-          <w:bCs/>
-        </w:rPr>
-      </w:pPr>
-    </w:p>
-    <w:p>
-      <w:pPr>
-        <w:spacing w:after="0" w:line="360" w:lineRule="auto"/>
-        <w:jc w:val="right"/>
-        <w:rPr>
-          <w:b/>
-          <w:bCs/>
-        </w:rPr>
-      </w:pPr>
-    </w:p>
-    <w:p>
-      <w:pPr>
-        <w:spacing w:after="0" w:line="360" w:lineRule="auto"/>
-        <w:jc w:val="right"/>
-        <w:rPr>
-          <w:b/>
-          <w:bCs/>
-        </w:rPr>
-      </w:pPr>
-    </w:p>
-    <w:p>
-      <w:pPr>
-        <w:spacing w:after="0" w:line="360" w:lineRule="auto"/>
-        <w:jc w:val="right"/>
-        <w:rPr>
-          <w:b/>
-          <w:bCs/>
-        </w:rPr>
-      </w:pPr>
-    </w:p>
-    <w:p>
-      <w:pPr>
-        <w:spacing w:after="0" w:line="360" w:lineRule="auto"/>
-        <w:jc w:val="right"/>
-        <w:rPr>
-          <w:b/>
-          <w:bCs/>
-        </w:rPr>
-      </w:pPr>
-    </w:p>
-    <w:p>
-      <w:pPr>
-        <w:spacing w:after="0" w:line="360" w:lineRule="auto"/>
-        <w:jc w:val="center"/>
-        <w:rPr>
-          <w:rFonts w:ascii="Times New Roman" w:hAnsi="Times New Roman" w:cs="Times New Roman"/>
-        </w:rPr>
-      </w:pPr>
-      <w:r>
-        <w:rPr>
-          <w:rFonts w:ascii="Times New Roman" w:hAnsi="Times New Roman" w:cs="Times New Roman"/>
-          <w:b/>
-          <w:bCs/>
-        </w:rPr>
-        <w:t xml:space="preserve">                                                               Выполнили: </w:t>
-      </w:r>
-    </w:p>
-    <w:p>
-      <w:pPr>
-        <w:spacing w:after="0" w:line="360" w:lineRule="auto"/>
-        <w:jc w:val="right"/>
-        <w:rPr>
-          <w:rFonts w:ascii="Times New Roman" w:hAnsi="Times New Roman" w:cs="Times New Roman"/>
-        </w:rPr>
-      </w:pPr>
-      <w:r>
-        <w:rPr>
-          <w:rFonts w:ascii="Times New Roman" w:hAnsi="Times New Roman" w:cs="Times New Roman"/>
-        </w:rPr>
-        <w:t>студенты группы 25ВА1</w:t>
-      </w:r>
-    </w:p>
-    <w:p>
-      <w:pPr>
-        <w:spacing w:after="0" w:line="360" w:lineRule="auto"/>
-        <w:jc w:val="right"/>
-        <w:rPr>
-          <w:rFonts w:ascii="Times New Roman" w:hAnsi="Times New Roman" w:cs="Times New Roman"/>
-        </w:rPr>
-      </w:pPr>
-      <w:r>
-        <w:rPr>
-          <w:rFonts w:ascii="Times New Roman" w:hAnsi="Times New Roman" w:cs="Times New Roman"/>
-        </w:rPr>
-        <w:t>Горбачев Артём</w:t>
-      </w:r>
-    </w:p>
-    <w:p>
-      <w:pPr>
-        <w:spacing w:after="0" w:line="360" w:lineRule="auto"/>
-        <w:jc w:val="right"/>
-        <w:rPr>
-          <w:rFonts w:ascii="Times New Roman" w:hAnsi="Times New Roman" w:cs="Times New Roman"/>
-        </w:rPr>
-      </w:pPr>
-      <w:r>
-        <w:rPr>
-          <w:rFonts w:ascii="Times New Roman" w:hAnsi="Times New Roman" w:cs="Times New Roman"/>
-        </w:rPr>
-        <w:t>Денисов Макс</w:t>
-      </w:r>
-      <w:r>
-        <w:rPr>
-          <w:rFonts w:ascii="Times New Roman" w:hAnsi="Times New Roman" w:cs="Times New Roman"/>
-        </w:rPr>
-        <w:t>им</w:t>
-      </w:r>
-    </w:p>
-    <w:p>
-      <w:pPr>
-        <w:spacing w:after="0" w:line="360" w:lineRule="auto"/>
-        <w:jc w:val="center"/>
-        <w:rPr>
-          <w:rFonts w:ascii="Times New Roman" w:hAnsi="Times New Roman" w:cs="Times New Roman"/>
-        </w:rPr>
-      </w:pPr>
-      <w:r>
-        <w:rPr>
-          <w:rFonts w:ascii="Times New Roman" w:hAnsi="Times New Roman" w:cs="Times New Roman"/>
-          <w:b/>
-          <w:bCs/>
-        </w:rPr>
-        <w:t xml:space="preserve">                                                            Приняли:</w:t>
-      </w:r>
-    </w:p>
-    <w:p>
-      <w:pPr>
-        <w:spacing w:after="0" w:line="360" w:lineRule="auto"/>
-        <w:jc w:val="right"/>
-        <w:rPr>
-          <w:rFonts w:ascii="Times New Roman" w:hAnsi="Times New Roman" w:cs="Times New Roman"/>
-        </w:rPr>
-      </w:pPr>
-      <w:r>
-        <w:rPr>
-          <w:rFonts w:ascii="Times New Roman" w:hAnsi="Times New Roman" w:cs="Times New Roman"/>
-        </w:rPr>
-        <w:t>А.А. Гудков</w:t>
-      </w:r>
-    </w:p>
-    <w:p>
-      <w:pPr>
-        <w:spacing w:after="0" w:line="360" w:lineRule="auto"/>
-        <w:jc w:val="right"/>
-      </w:pPr>
-      <w:r>
-        <w:rPr>
-          <w:rFonts w:ascii="Times New Roman" w:hAnsi="Times New Roman" w:cs="Times New Roman"/>
-        </w:rPr>
-        <w:t>Ю.И. Евсеева</w:t>
-      </w:r>
-      <w:r>
+        <w:t>C</w:t>
+      </w:r>
+      <w:r>
+        <w:rPr>
+          <w:rFonts w:ascii="Times New Roman" w:hAnsi="Times New Roman" w:cs="Times New Roman"/>
+          <w:bCs/>
+          <w:sz w:val="28"/>
+          <w:szCs w:val="28"/>
+        </w:rPr>
+        <w:t>++</w:t>
+      </w:r>
+      <w:r>
+        <w:rPr>
+          <w:rFonts w:ascii="Times New Roman" w:hAnsi="Times New Roman" w:cs="Times New Roman"/>
+          <w:bCs/>
+          <w:sz w:val="28"/>
+          <w:szCs w:val="28"/>
+        </w:rPr>
+        <w:t>.</w:t>
+      </w:r>
+    </w:p>
+    <w:p>
+      <w:pPr>
+        <w:spacing w:after="0" w:line="360" w:lineRule="auto"/>
+        <w:rPr>
+          <w:rFonts w:ascii="Times New Roman" w:hAnsi="Times New Roman" w:cs="Times New Roman"/>
+          <w:bCs/>
+          <w:sz w:val="28"/>
+          <w:szCs w:val="28"/>
+        </w:rPr>
+      </w:pPr>
+    </w:p>
+    <w:p>
+      <w:pPr>
+        <w:spacing w:after="0" w:line="360" w:lineRule="auto"/>
+        <w:rPr>
+          <w:rFonts w:ascii="Times New Roman" w:hAnsi="Times New Roman" w:cs="Times New Roman"/>
+          <w:sz w:val="28"/>
+          <w:szCs w:val="28"/>
+        </w:rPr>
+      </w:pPr>
+      <w:r>
+        <w:rPr>
+          <w:rFonts w:ascii="Times New Roman" w:hAnsi="Times New Roman" w:cs="Times New Roman"/>
+          <w:sz w:val="28"/>
+          <w:szCs w:val="28"/>
+        </w:rPr>
+        <w:t xml:space="preserve">Вариант </w:t>
+      </w:r>
+      <w:r>
+        <w:rPr>
+          <w:rFonts w:ascii="Times New Roman" w:hAnsi="Times New Roman" w:cs="Times New Roman"/>
+          <w:sz w:val="28"/>
+          <w:szCs w:val="28"/>
+        </w:rPr>
+        <w:t>6</w:t>
+      </w:r>
+      <w:r>
+        <w:rPr>
+          <w:rFonts w:ascii="Times New Roman" w:hAnsi="Times New Roman" w:cs="Times New Roman"/>
+          <w:sz w:val="28"/>
+          <w:szCs w:val="28"/>
+        </w:rPr>
+        <w:t>:</w:t>
+      </w:r>
+      <w:r>
+        <w:rPr>
+          <w:rFonts w:ascii="Times New Roman" w:hAnsi="Times New Roman" w:cs="Times New Roman"/>
+          <w:sz w:val="28"/>
+          <w:szCs w:val="28"/>
+        </w:rPr>
         <w:br/>
       </w:r>
-    </w:p>
-    <w:p>
-      <w:pPr>
-        <w:spacing w:after="0" w:line="360" w:lineRule="auto"/>
-        <w:jc w:val="right"/>
-      </w:pPr>
-    </w:p>
-    <w:p>
-      <w:pPr>
-        <w:spacing w:after="0" w:line="360" w:lineRule="auto"/>
-        <w:jc w:val="right"/>
-      </w:pPr>
-    </w:p>
-    <w:p>
-      <w:pPr>
-        <w:spacing w:after="0" w:line="360" w:lineRule="auto"/>
-        <w:jc w:val="right"/>
-      </w:pPr>
-    </w:p>
-    <w:p>
-      <w:pPr>
-        <w:spacing w:after="0" w:line="360" w:lineRule="auto"/>
-        <w:jc w:val="right"/>
-      </w:pPr>
-    </w:p>
-    <w:p>
-      <w:pPr>
-        <w:spacing w:after="0" w:line="360" w:lineRule="auto"/>
-        <w:jc w:val="right"/>
-      </w:pPr>
-      <w:r>
-        <w:tab/>
-      </w:r>
-    </w:p>
-    <w:p>
-      <w:pPr>
-        <w:spacing w:after="0" w:line="360" w:lineRule="auto"/>
-      </w:pPr>
-    </w:p>
-    <w:p>
-      <w:pPr>
-        <w:spacing w:after="0" w:line="360" w:lineRule="auto"/>
-        <w:jc w:val="center"/>
-        <w:rPr>
-          <w:rFonts w:ascii="Times New Roman" w:hAnsi="Times New Roman" w:cs="Times New Roman"/>
-        </w:rPr>
-      </w:pPr>
-      <w:r>
-        <w:rPr>
-          <w:rFonts w:ascii="Times New Roman" w:hAnsi="Times New Roman" w:cs="Times New Roman"/>
-        </w:rPr>
-        <w:t>Пенза 202</w:t>
-      </w:r>
-      <w:r>
-        <w:rPr>
-          <w:rFonts w:ascii="Times New Roman" w:hAnsi="Times New Roman" w:cs="Times New Roman"/>
-        </w:rPr>
-        <w:t>6</w:t>
-      </w:r>
-      <w:r>
-        <w:rPr>
-          <w:rFonts w:ascii="Times New Roman" w:hAnsi="Times New Roman" w:cs="Times New Roman"/>
-        </w:rPr>
-        <w:t xml:space="preserve"> г</w:t>
-      </w:r>
-    </w:p>
-    <w:p>
-      <w:pPr>
-        <w:spacing w:after="0" w:line="360" w:lineRule="auto"/>
-        <w:rPr>
-          <w:rFonts w:ascii="Times New Roman" w:hAnsi="Times New Roman" w:cs="Times New Roman"/>
-          <w:bCs/>
-          <w:sz w:val="28"/>
-          <w:szCs w:val="28"/>
-        </w:rPr>
-      </w:pPr>
-      <w:r>
-        <w:br w:type="page"/>
-      </w:r>
-      <w:r>
-        <w:rPr>
-          <w:rFonts w:ascii="Times New Roman" w:hAnsi="Times New Roman" w:cs="Times New Roman"/>
-          <w:b/>
-          <w:sz w:val="28"/>
-          <w:szCs w:val="28"/>
-        </w:rPr>
-        <w:lastRenderedPageBreak/>
-        <w:t xml:space="preserve">Цель работы: </w:t>
-      </w:r>
-      <w:r>
-        <w:rPr>
-          <w:rFonts w:ascii="Times New Roman" w:hAnsi="Times New Roman" w:cs="Times New Roman"/>
-          <w:bCs/>
-          <w:sz w:val="28"/>
-          <w:szCs w:val="28"/>
-        </w:rPr>
-        <w:t>Изучить основы работы с</w:t>
-      </w:r>
-      <w:r>
-        <w:rPr>
-          <w:rFonts w:ascii="Times New Roman" w:hAnsi="Times New Roman" w:cs="Times New Roman"/>
-          <w:bCs/>
-          <w:sz w:val="28"/>
-          <w:szCs w:val="28"/>
-        </w:rPr>
-        <w:t xml:space="preserve">о структурами </w:t>
-      </w:r>
-      <w:r>
-        <w:rPr>
-          <w:rFonts w:ascii="Times New Roman" w:hAnsi="Times New Roman" w:cs="Times New Roman"/>
-          <w:bCs/>
-          <w:sz w:val="28"/>
-          <w:szCs w:val="28"/>
-        </w:rPr>
-        <w:t xml:space="preserve">в языке </w:t>
-      </w:r>
-      <w:r>
-        <w:rPr>
-          <w:rFonts w:ascii="Times New Roman" w:hAnsi="Times New Roman" w:cs="Times New Roman"/>
-          <w:bCs/>
-          <w:sz w:val="28"/>
-          <w:szCs w:val="28"/>
-          <w:lang w:val="en-US"/>
-        </w:rPr>
-        <w:t>C</w:t>
-      </w:r>
-      <w:r>
-        <w:rPr>
-          <w:rFonts w:ascii="Times New Roman" w:hAnsi="Times New Roman" w:cs="Times New Roman"/>
-          <w:bCs/>
-          <w:sz w:val="28"/>
-          <w:szCs w:val="28"/>
-        </w:rPr>
-        <w:t>++</w:t>
-      </w:r>
-      <w:r>
-        <w:rPr>
-          <w:rFonts w:ascii="Times New Roman" w:hAnsi="Times New Roman" w:cs="Times New Roman"/>
-          <w:bCs/>
-          <w:sz w:val="28"/>
-          <w:szCs w:val="28"/>
-        </w:rPr>
-        <w:t>.</w:t>
-      </w:r>
-    </w:p>
-    <w:p>
-      <w:pPr>
-        <w:spacing w:after="0" w:line="360" w:lineRule="auto"/>
-        <w:rPr>
-          <w:rFonts w:ascii="Times New Roman" w:hAnsi="Times New Roman" w:cs="Times New Roman"/>
-          <w:bCs/>
-          <w:sz w:val="28"/>
-          <w:szCs w:val="28"/>
-        </w:rPr>
-      </w:pPr>
-    </w:p>
-    <w:p>
-      <w:pPr>
-        <w:spacing w:after="0" w:line="360" w:lineRule="auto"/>
-        <w:rPr>
-          <w:rFonts w:ascii="Times New Roman" w:hAnsi="Times New Roman" w:cs="Times New Roman"/>
-          <w:sz w:val="28"/>
-          <w:szCs w:val="28"/>
-        </w:rPr>
-      </w:pPr>
-      <w:r>
-        <w:rPr>
-          <w:rFonts w:ascii="Times New Roman" w:hAnsi="Times New Roman" w:cs="Times New Roman"/>
-          <w:sz w:val="28"/>
-          <w:szCs w:val="28"/>
-        </w:rPr>
-        <w:t xml:space="preserve">Вариант </w:t>
-      </w:r>
-      <w:r>
-        <w:rPr>
-          <w:rFonts w:ascii="Times New Roman" w:hAnsi="Times New Roman" w:cs="Times New Roman"/>
-          <w:sz w:val="28"/>
-          <w:szCs w:val="28"/>
-        </w:rPr>
-        <w:t>6</w:t>
-      </w:r>
-      <w:r>
-        <w:rPr>
-          <w:rFonts w:ascii="Times New Roman" w:hAnsi="Times New Roman" w:cs="Times New Roman"/>
-          <w:sz w:val="28"/>
-          <w:szCs w:val="28"/>
-        </w:rPr>
-        <w:t>:</w:t>
-      </w:r>
-      <w:r>
-        <w:rPr>
-          <w:rFonts w:ascii="Times New Roman" w:hAnsi="Times New Roman" w:cs="Times New Roman"/>
-          <w:sz w:val="28"/>
-          <w:szCs w:val="28"/>
-        </w:rPr>
-        <w:br/>
-      </w:r>
       <w:r>
         <w:rPr>
           <w:rFonts w:ascii="Times New Roman" w:hAnsi="Times New Roman" w:cs="Times New Roman"/>
@@ -648,7 +666,25 @@
           <w:sz w:val="28"/>
           <w:szCs w:val="28"/>
         </w:rPr>
-        <w:t xml:space="preserve"> Ф.И.О., номер билета, количество книг на руках, дата перерегистрации(число, месяц, год)</w:t>
+        <w:t xml:space="preserve"> Ф.И.О., номер билета, количество книг на руках, дата </w:t>
+      </w:r>
+      <w:proofErr w:type="gramStart"/>
+      <w:r>
+        <w:rPr>
+          <w:rFonts w:ascii="Times New Roman" w:hAnsi="Times New Roman" w:cs="Times New Roman"/>
+          <w:sz w:val="28"/>
+          <w:szCs w:val="28"/>
+        </w:rPr>
+        <w:t>перерегистрации(</w:t>
+      </w:r>
+      <w:proofErr w:type="gramEnd"/>
+      <w:r>
+        <w:rPr>
+          <w:rFonts w:ascii="Times New Roman" w:hAnsi="Times New Roman" w:cs="Times New Roman"/>
+          <w:sz w:val="28"/>
+          <w:szCs w:val="28"/>
+        </w:rPr>
+        <w:t>число, месяц, год)</w:t>
       </w:r>
     </w:p>
     <w:p>
@@ -1120,7 +1156,18 @@
           <w:sz w:val="28"/>
           <w:szCs w:val="28"/>
         </w:rPr>
-        <w:t>Вывод:</w:t>
+        <w:t>Вывод</w:t>
+      </w:r>
+      <w:proofErr w:type="gramStart"/>
+      <w:r>
+        <w:rPr>
+          <w:rFonts w:ascii="Times New Roman" w:hAnsi="Times New Roman" w:cs="Times New Roman"/>
+          <w:b/>
+          <w:bCs/>
+          <w:sz w:val="28"/>
+          <w:szCs w:val="28"/>
+        </w:rPr>
+        <w:t>:</w:t>
       </w:r>
       <w:r>
         <w:rPr>
@@ -1148,6 +1195,7 @@
         </w:rPr>
         <w:t>ли</w:t>
       </w:r>
+      <w:proofErr w:type="gramEnd"/>
       <w:r>
         <w:rPr>
           <w:rFonts w:ascii="Times New Roman" w:hAnsi="Times New Roman" w:cs="Times New Roman"/>
